--- a/public/smart-police/forms/บันทึกแจ้งสิทธิ.docx
+++ b/public/smart-police/forms/บันทึกแจ้งสิทธิ.docx
@@ -1448,7 +1448,7 @@
         <w:szCs w:val="24"/>
         <w:cs/>
       </w:rPr>
-      <w:t>สอบสวน.</w:t>
+      <w:t/>
     </w:r>
     <w:r>
       <w:rPr>
@@ -1459,7 +1459,7 @@
         <w:sz w:val="24"/>
         <w:szCs w:val="24"/>
       </w:rPr>
-      <w:t>com</w:t>
+      <w:t/>
     </w:r>
   </w:p>
 </w:ftr>

--- a/public/smart-police/forms/บันทึกแจ้งสิทธิ.docx
+++ b/public/smart-police/forms/บันทึกแจ้งสิทธิ.docx
@@ -1352,7 +1352,7 @@
         <w:szCs w:val="32"/>
         <w:cs/>
       </w:rPr>
-      <w:t>(ส ๕๖ - ๒๕)</w:t>
+      <w:t/>
     </w:r>
   </w:p>
 </w:ftr>
@@ -1378,7 +1378,7 @@
         <w:szCs w:val="32"/>
         <w:cs/>
       </w:rPr>
-      <w:t>ค.๑๘๕</w:t>
+      <w:t/>
     </w:r>
     <w:r>
       <w:rPr>
@@ -1388,7 +1388,7 @@
         <w:szCs w:val="32"/>
         <w:cs/>
       </w:rPr>
-      <w:t xml:space="preserve"> </w:t>
+      <w:t xml:space="preserve"/>
     </w:r>
     <w:r>
       <w:rPr>
@@ -1398,7 +1398,7 @@
         <w:szCs w:val="32"/>
         <w:cs/>
       </w:rPr>
-      <w:t>-</w:t>
+      <w:t/>
     </w:r>
     <w:r>
       <w:rPr>
@@ -1408,7 +1408,7 @@
         <w:szCs w:val="32"/>
         <w:cs/>
       </w:rPr>
-      <w:t xml:space="preserve"> </w:t>
+      <w:t xml:space="preserve"/>
     </w:r>
     <w:r>
       <w:rPr>
@@ -1418,7 +1418,7 @@
         <w:szCs w:val="32"/>
         <w:cs/>
       </w:rPr>
-      <w:t>ต.๗๖๕</w:t>
+      <w:t/>
     </w:r>
     <w:r>
       <w:rPr>
